--- a/treasury-platform/docs/30-readiness/word/DOC-S15-incident-response-breach-notification.docx
+++ b/treasury-platform/docs/30-readiness/word/DOC-S15-incident-response-breach-notification.docx
@@ -14091,14 +14091,23 @@
             </w:pPr>
             <w:r>
               <w:rPr>
-                <w:rFonts w:ascii="Arial" w:cs="Arial" w:eastAsia="Arial" w:hAnsi="Arial"/>
-                <w:b w:val="false"/>
-                <w:bCs w:val="false"/>
-                <w:sz w:val="18"/>
-                <w:szCs w:val="18"/>
-                <w:rtl/>
-              </w:rPr>
-              <w:t xml:space="preserve">SEC قائدًا وOPS نائبًا، والمناوبة كما في DQ-S12-10</w:t>
+                <w:rFonts w:ascii="Segoe UI Emoji" w:cs="Segoe UI Emoji" w:eastAsia="Segoe UI Emoji" w:hAnsi="Segoe UI Emoji"/>
+                <w:sz w:val="18"/>
+                <w:szCs w:val="18"/>
+                <w:rtl/>
+              </w:rPr>
+              <w:t xml:space="preserve">✅</w:t>
+            </w:r>
+            <w:r>
+              <w:rPr>
+                <w:rFonts w:ascii="Arial" w:cs="Arial" w:eastAsia="Arial" w:hAnsi="Arial"/>
+                <w:b w:val="false"/>
+                <w:bCs w:val="false"/>
+                <w:sz w:val="18"/>
+                <w:szCs w:val="18"/>
+                <w:rtl/>
+              </w:rPr>
+              <w:t xml:space="preserve"> معتمد من المالك (2026-10-12): SEC قائدًا وOPS نائبًا، والمناوبة كما في DQ-S12-10</w:t>
             </w:r>
           </w:p>
         </w:tc>
@@ -14479,14 +14488,23 @@
             </w:pPr>
             <w:r>
               <w:rPr>
-                <w:rFonts w:ascii="Arial" w:cs="Arial" w:eastAsia="Arial" w:hAnsi="Arial"/>
-                <w:b w:val="false"/>
-                <w:bCs w:val="false"/>
-                <w:sz w:val="18"/>
-                <w:szCs w:val="18"/>
-                <w:rtl/>
-              </w:rPr>
-              <w:t xml:space="preserve">جدول §4</w:t>
+                <w:rFonts w:ascii="Segoe UI Emoji" w:cs="Segoe UI Emoji" w:eastAsia="Segoe UI Emoji" w:hAnsi="Segoe UI Emoji"/>
+                <w:sz w:val="18"/>
+                <w:szCs w:val="18"/>
+                <w:rtl/>
+              </w:rPr>
+              <w:t xml:space="preserve">✅</w:t>
+            </w:r>
+            <w:r>
+              <w:rPr>
+                <w:rFonts w:ascii="Arial" w:cs="Arial" w:eastAsia="Arial" w:hAnsi="Arial"/>
+                <w:b w:val="false"/>
+                <w:bCs w:val="false"/>
+                <w:sz w:val="18"/>
+                <w:szCs w:val="18"/>
+                <w:rtl/>
+              </w:rPr>
+              <w:t xml:space="preserve"> معتمد من المالك (2026-10-12): جدول §4</w:t>
             </w:r>
           </w:p>
         </w:tc>
@@ -14667,14 +14685,23 @@
             </w:pPr>
             <w:r>
               <w:rPr>
-                <w:rFonts w:ascii="Arial" w:cs="Arial" w:eastAsia="Arial" w:hAnsi="Arial"/>
-                <w:b w:val="false"/>
-                <w:bCs w:val="false"/>
-                <w:sz w:val="18"/>
-                <w:szCs w:val="18"/>
-                <w:rtl/>
-              </w:rPr>
-              <w:t xml:space="preserve">24 ساعة من التأكيد، ويُثبت في عقد الاشتراك</w:t>
+                <w:rFonts w:ascii="Segoe UI Emoji" w:cs="Segoe UI Emoji" w:eastAsia="Segoe UI Emoji" w:hAnsi="Segoe UI Emoji"/>
+                <w:sz w:val="18"/>
+                <w:szCs w:val="18"/>
+                <w:rtl/>
+              </w:rPr>
+              <w:t xml:space="preserve">✅</w:t>
+            </w:r>
+            <w:r>
+              <w:rPr>
+                <w:rFonts w:ascii="Arial" w:cs="Arial" w:eastAsia="Arial" w:hAnsi="Arial"/>
+                <w:b w:val="false"/>
+                <w:bCs w:val="false"/>
+                <w:sz w:val="18"/>
+                <w:szCs w:val="18"/>
+                <w:rtl/>
+              </w:rPr>
+              <w:t xml:space="preserve"> معتمد من المالك (2026-10-12): 24 ساعة من التأكيد، ويُثبت في عقد الاشتراك</w:t>
             </w:r>
           </w:p>
         </w:tc>
@@ -14854,14 +14881,23 @@
             </w:pPr>
             <w:r>
               <w:rPr>
-                <w:rFonts w:ascii="Arial" w:cs="Arial" w:eastAsia="Arial" w:hAnsi="Arial"/>
-                <w:b w:val="false"/>
-                <w:bCs w:val="false"/>
-                <w:sz w:val="18"/>
-                <w:szCs w:val="18"/>
-                <w:rtl/>
-              </w:rPr>
-              <w:t xml:space="preserve">يحدده المستشار لكل دولة قبل الإطلاق</w:t>
+                <w:rFonts w:ascii="Segoe UI Emoji" w:cs="Segoe UI Emoji" w:eastAsia="Segoe UI Emoji" w:hAnsi="Segoe UI Emoji"/>
+                <w:sz w:val="18"/>
+                <w:szCs w:val="18"/>
+                <w:rtl/>
+              </w:rPr>
+              <w:t xml:space="preserve">✅</w:t>
+            </w:r>
+            <w:r>
+              <w:rPr>
+                <w:rFonts w:ascii="Arial" w:cs="Arial" w:eastAsia="Arial" w:hAnsi="Arial"/>
+                <w:b w:val="false"/>
+                <w:bCs w:val="false"/>
+                <w:sz w:val="18"/>
+                <w:szCs w:val="18"/>
+                <w:rtl/>
+              </w:rPr>
+              <w:t xml:space="preserve"> معتمد من المالك (2026-10-12): يحدده المستشار لكل دولة قبل الإطلاق</w:t>
             </w:r>
           </w:p>
         </w:tc>
@@ -15229,14 +15265,23 @@
             </w:pPr>
             <w:r>
               <w:rPr>
-                <w:rFonts w:ascii="Arial" w:cs="Arial" w:eastAsia="Arial" w:hAnsi="Arial"/>
-                <w:b w:val="false"/>
-                <w:bCs w:val="false"/>
-                <w:sz w:val="18"/>
-                <w:szCs w:val="18"/>
-                <w:rtl/>
-              </w:rPr>
-              <w:t xml:space="preserve">حسم O-18 بحيث يرفض </w:t>
+                <w:rFonts w:ascii="Segoe UI Emoji" w:cs="Segoe UI Emoji" w:eastAsia="Segoe UI Emoji" w:hAnsi="Segoe UI Emoji"/>
+                <w:sz w:val="18"/>
+                <w:szCs w:val="18"/>
+                <w:rtl/>
+              </w:rPr>
+              <w:t xml:space="preserve">✅</w:t>
+            </w:r>
+            <w:r>
+              <w:rPr>
+                <w:rFonts w:ascii="Arial" w:cs="Arial" w:eastAsia="Arial" w:hAnsi="Arial"/>
+                <w:b w:val="false"/>
+                <w:bCs w:val="false"/>
+                <w:sz w:val="18"/>
+                <w:szCs w:val="18"/>
+                <w:rtl/>
+              </w:rPr>
+              <w:t xml:space="preserve"> معتمد من المالك (2026-10-12): حسم O-18 بحيث يرفض </w:t>
             </w:r>
             <w:r>
               <w:rPr>
@@ -15441,14 +15486,23 @@
             </w:pPr>
             <w:r>
               <w:rPr>
-                <w:rFonts w:ascii="Arial" w:cs="Arial" w:eastAsia="Arial" w:hAnsi="Arial"/>
-                <w:b w:val="false"/>
-                <w:bCs w:val="false"/>
-                <w:sz w:val="18"/>
-                <w:szCs w:val="18"/>
-                <w:rtl/>
-              </w:rPr>
-              <w:t xml:space="preserve">بموافقة OWN فقط، ومعاملة المقيّد</w:t>
+                <w:rFonts w:ascii="Segoe UI Emoji" w:cs="Segoe UI Emoji" w:eastAsia="Segoe UI Emoji" w:hAnsi="Segoe UI Emoji"/>
+                <w:sz w:val="18"/>
+                <w:szCs w:val="18"/>
+                <w:rtl/>
+              </w:rPr>
+              <w:t xml:space="preserve">✅</w:t>
+            </w:r>
+            <w:r>
+              <w:rPr>
+                <w:rFonts w:ascii="Arial" w:cs="Arial" w:eastAsia="Arial" w:hAnsi="Arial"/>
+                <w:b w:val="false"/>
+                <w:bCs w:val="false"/>
+                <w:sz w:val="18"/>
+                <w:szCs w:val="18"/>
+                <w:rtl/>
+              </w:rPr>
+              <w:t xml:space="preserve"> معتمد من المالك (2026-10-12): بموافقة OWN فقط، ومعاملة المقيّد</w:t>
             </w:r>
           </w:p>
         </w:tc>
@@ -15628,14 +15682,23 @@
             </w:pPr>
             <w:r>
               <w:rPr>
-                <w:rFonts w:ascii="Arial" w:cs="Arial" w:eastAsia="Arial" w:hAnsi="Arial"/>
-                <w:b w:val="false"/>
-                <w:bCs w:val="false"/>
-                <w:sz w:val="18"/>
-                <w:szCs w:val="18"/>
-                <w:rtl/>
-              </w:rPr>
-              <w:t xml:space="preserve">لا دفع</w:t>
+                <w:rFonts w:ascii="Segoe UI Emoji" w:cs="Segoe UI Emoji" w:eastAsia="Segoe UI Emoji" w:hAnsi="Segoe UI Emoji"/>
+                <w:sz w:val="18"/>
+                <w:szCs w:val="18"/>
+                <w:rtl/>
+              </w:rPr>
+              <w:t xml:space="preserve">✅</w:t>
+            </w:r>
+            <w:r>
+              <w:rPr>
+                <w:rFonts w:ascii="Arial" w:cs="Arial" w:eastAsia="Arial" w:hAnsi="Arial"/>
+                <w:b w:val="false"/>
+                <w:bCs w:val="false"/>
+                <w:sz w:val="18"/>
+                <w:szCs w:val="18"/>
+                <w:rtl/>
+              </w:rPr>
+              <w:t xml:space="preserve"> معتمد من المالك (2026-10-12): لا دفع</w:t>
             </w:r>
           </w:p>
         </w:tc>

--- a/treasury-platform/docs/30-readiness/word/DOC-S15-incident-response-breach-notification.docx
+++ b/treasury-platform/docs/30-readiness/word/DOC-S15-incident-response-breach-notification.docx
@@ -891,7 +891,7 @@
         <w:spacing w:after="50" w:before="0"/>
         <w:ind w:left="0"/>
       </w:pPr>
-      <w:hyperlink w:history="1" w:anchor="_sec15">
+      <w:hyperlink w:history="1" w:anchor="_sec16">
         <w:r>
           <w:rPr>
             <w:rFonts w:ascii="Arial" w:cs="Arial" w:eastAsia="Arial" w:hAnsi="Arial"/>
@@ -912,7 +912,7 @@
         <w:spacing w:after="50" w:before="0"/>
         <w:ind w:left="0"/>
       </w:pPr>
-      <w:hyperlink w:history="1" w:anchor="_sec21">
+      <w:hyperlink w:history="1" w:anchor="_sec22">
         <w:r>
           <w:rPr>
             <w:rFonts w:ascii="Arial" w:cs="Arial" w:eastAsia="Arial" w:hAnsi="Arial"/>
@@ -933,7 +933,7 @@
         <w:spacing w:after="50" w:before="0"/>
         <w:ind w:left="0"/>
       </w:pPr>
-      <w:hyperlink w:history="1" w:anchor="_sec22">
+      <w:hyperlink w:history="1" w:anchor="_sec23">
         <w:r>
           <w:rPr>
             <w:rFonts w:ascii="Arial" w:cs="Arial" w:eastAsia="Arial" w:hAnsi="Arial"/>
@@ -954,7 +954,7 @@
         <w:spacing w:after="50" w:before="0"/>
         <w:ind w:left="0"/>
       </w:pPr>
-      <w:hyperlink w:history="1" w:anchor="_sec23">
+      <w:hyperlink w:history="1" w:anchor="_sec24">
         <w:r>
           <w:rPr>
             <w:rFonts w:ascii="Arial" w:cs="Arial" w:eastAsia="Arial" w:hAnsi="Arial"/>
@@ -975,7 +975,7 @@
         <w:spacing w:after="50" w:before="0"/>
         <w:ind w:left="0"/>
       </w:pPr>
-      <w:hyperlink w:history="1" w:anchor="_sec24">
+      <w:hyperlink w:history="1" w:anchor="_sec25">
         <w:r>
           <w:rPr>
             <w:rFonts w:ascii="Arial" w:cs="Arial" w:eastAsia="Arial" w:hAnsi="Arial"/>
@@ -996,7 +996,7 @@
         <w:spacing w:after="50" w:before="0"/>
         <w:ind w:left="0"/>
       </w:pPr>
-      <w:hyperlink w:history="1" w:anchor="_sec25">
+      <w:hyperlink w:history="1" w:anchor="_sec26">
         <w:r>
           <w:rPr>
             <w:rFonts w:ascii="Arial" w:cs="Arial" w:eastAsia="Arial" w:hAnsi="Arial"/>
@@ -1017,7 +1017,7 @@
         <w:spacing w:after="50" w:before="0"/>
         <w:ind w:left="0"/>
       </w:pPr>
-      <w:hyperlink w:history="1" w:anchor="_sec26">
+      <w:hyperlink w:history="1" w:anchor="_sec27">
         <w:r>
           <w:rPr>
             <w:rFonts w:ascii="Arial" w:cs="Arial" w:eastAsia="Arial" w:hAnsi="Arial"/>
@@ -12447,10 +12447,398 @@
     </w:p>
     <w:p>
       <w:pPr>
+        <w:pStyle w:val="Heading2"/>
+        <w:bidi/>
+      </w:pPr>
+      <w:bookmarkStart w:name="_sec15" w:id="15"/>
+      <w:r>
+        <w:rPr>
+          <w:rFonts w:ascii="Arial" w:cs="Arial" w:eastAsia="Arial" w:hAnsi="Arial"/>
+          <w:b/>
+          <w:bCs/>
+          <w:color w:val="2B5C8A"/>
+          <w:sz w:val="26"/>
+          <w:szCs w:val="26"/>
+          <w:rtl/>
+        </w:rPr>
+        <w:t xml:space="preserve">9.1 الخطوات التقنية عند اكتشاف نشاط مشبوه (docs/31 الصف 48) </w:t>
+      </w:r>
+      <w:r>
+        <w:rPr>
+          <w:rFonts w:ascii="Segoe UI Emoji" w:cs="Segoe UI Emoji" w:eastAsia="Segoe UI Emoji" w:hAnsi="Segoe UI Emoji"/>
+          <w:sz w:val="26"/>
+          <w:szCs w:val="26"/>
+          <w:rtl/>
+        </w:rPr>
+        <w:t xml:space="preserve">✅</w:t>
+      </w:r>
+      <w:bookmarkEnd w:id="15"/>
+    </w:p>
+    <w:p>
+      <w:pPr>
+        <w:bidi/>
+        <w:spacing w:after="110" w:before="0" w:line="312"/>
+      </w:pPr>
+      <w:r>
+        <w:rPr>
+          <w:rFonts w:ascii="Arial" w:cs="Arial" w:eastAsia="Arial" w:hAnsi="Arial"/>
+          <w:b w:val="false"/>
+          <w:bCs w:val="false"/>
+          <w:sz w:val="21"/>
+          <w:szCs w:val="21"/>
+          <w:rtl/>
+        </w:rPr>
+        <w:t xml:space="preserve">هذه الخطوات الاثنتا عشرة طلبها المالك، وأدواتها في DOC-S16 §9:</w:t>
+      </w:r>
+    </w:p>
+    <w:p>
+      <w:pPr>
+        <w:pStyle w:val="ListParagraph"/>
+        <w:numPr>
+          <w:ilvl w:val="0"/>
+          <w:numId w:val="5"/>
+        </w:numPr>
+        <w:bidi/>
+        <w:spacing w:after="70" w:before="0" w:line="300"/>
+      </w:pPr>
+      <w:r>
+        <w:rPr>
+          <w:rFonts w:ascii="Arial" w:cs="Arial" w:eastAsia="Arial" w:hAnsi="Arial"/>
+          <w:b w:val="false"/>
+          <w:bCs w:val="false"/>
+          <w:sz w:val="21"/>
+          <w:szCs w:val="21"/>
+          <w:rtl/>
+        </w:rPr>
+        <w:t xml:space="preserve">لا تحذف السجلات ولا تعِد تشغيل الخادم فورًا.</w:t>
+      </w:r>
+    </w:p>
+    <w:p>
+      <w:pPr>
+        <w:pStyle w:val="ListParagraph"/>
+        <w:numPr>
+          <w:ilvl w:val="0"/>
+          <w:numId w:val="5"/>
+        </w:numPr>
+        <w:bidi/>
+        <w:spacing w:after="70" w:before="0" w:line="300"/>
+      </w:pPr>
+      <w:r>
+        <w:rPr>
+          <w:rFonts w:ascii="Arial" w:cs="Arial" w:eastAsia="Arial" w:hAnsi="Arial"/>
+          <w:b w:val="false"/>
+          <w:bCs w:val="false"/>
+          <w:sz w:val="21"/>
+          <w:szCs w:val="21"/>
+          <w:rtl/>
+        </w:rPr>
+        <w:t xml:space="preserve">احفظ نسخة من السجلات مع الوقت والبصمات: </w:t>
+      </w:r>
+      <w:r>
+        <w:rPr>
+          <w:rFonts w:ascii="Courier New" w:cs="Courier New" w:eastAsia="Courier New" w:hAnsi="Courier New"/>
+          <w:b w:val="false"/>
+          <w:bCs w:val="false"/>
+          <w:color w:val="1F2937"/>
+          <w:sz w:val="18"/>
+          <w:szCs w:val="18"/>
+          <w:shd w:fill="F1F3F5" w:color="auto" w:val="clear"/>
+          <w:rtl/>
+        </w:rPr>
+        <w:t xml:space="preserve">‎tools/host/collect_evidence.sh‎</w:t>
+      </w:r>
+      <w:r>
+        <w:rPr>
+          <w:rFonts w:ascii="Arial" w:cs="Arial" w:eastAsia="Arial" w:hAnsi="Arial"/>
+          <w:b w:val="false"/>
+          <w:bCs w:val="false"/>
+          <w:sz w:val="21"/>
+          <w:szCs w:val="21"/>
+          <w:rtl/>
+        </w:rPr>
+        <w:t xml:space="preserve">، ثم انقلها خارج الخادم.</w:t>
+      </w:r>
+    </w:p>
+    <w:p>
+      <w:pPr>
+        <w:pStyle w:val="ListParagraph"/>
+        <w:numPr>
+          <w:ilvl w:val="0"/>
+          <w:numId w:val="5"/>
+        </w:numPr>
+        <w:bidi/>
+        <w:spacing w:after="70" w:before="0" w:line="300"/>
+      </w:pPr>
+      <w:r>
+        <w:rPr>
+          <w:rFonts w:ascii="Arial" w:cs="Arial" w:eastAsia="Arial" w:hAnsi="Arial"/>
+          <w:b w:val="false"/>
+          <w:bCs w:val="false"/>
+          <w:sz w:val="21"/>
+          <w:szCs w:val="21"/>
+          <w:rtl/>
+        </w:rPr>
+        <w:t xml:space="preserve">اعزل الحساب أو عنوان IP فقط إذا كان ذلك آمنًا: الحظر اليدوي في صفحة الأمن، وتعطيل الحساب، أو تعليق المشترك.</w:t>
+      </w:r>
+    </w:p>
+    <w:p>
+      <w:pPr>
+        <w:pStyle w:val="ListParagraph"/>
+        <w:numPr>
+          <w:ilvl w:val="0"/>
+          <w:numId w:val="5"/>
+        </w:numPr>
+        <w:bidi/>
+        <w:spacing w:after="70" w:before="0" w:line="300"/>
+      </w:pPr>
+      <w:r>
+        <w:rPr>
+          <w:rFonts w:ascii="Arial" w:cs="Arial" w:eastAsia="Arial" w:hAnsi="Arial"/>
+          <w:b w:val="false"/>
+          <w:bCs w:val="false"/>
+          <w:sz w:val="21"/>
+          <w:szCs w:val="21"/>
+          <w:rtl/>
+        </w:rPr>
+        <w:t xml:space="preserve">لا تحظر عنوان الوكيل العكسي أو CDN بالخطأ. المنصة ترفض ذلك (</w:t>
+      </w:r>
+      <w:r>
+        <w:rPr>
+          <w:rFonts w:ascii="Courier New" w:cs="Courier New" w:eastAsia="Courier New" w:hAnsi="Courier New"/>
+          <w:b w:val="false"/>
+          <w:bCs w:val="false"/>
+          <w:color w:val="1F2937"/>
+          <w:sz w:val="18"/>
+          <w:szCs w:val="18"/>
+          <w:shd w:fill="F1F3F5" w:color="auto" w:val="clear"/>
+          <w:rtl/>
+        </w:rPr>
+        <w:t xml:space="preserve">‎V-SEC-TRUSTED‎</w:t>
+      </w:r>
+      <w:r>
+        <w:rPr>
+          <w:rFonts w:ascii="Arial" w:cs="Arial" w:eastAsia="Arial" w:hAnsi="Arial"/>
+          <w:b w:val="false"/>
+          <w:bCs w:val="false"/>
+          <w:sz w:val="21"/>
+          <w:szCs w:val="21"/>
+          <w:rtl/>
+        </w:rPr>
+        <w:t xml:space="preserve">)، وfail2ban يتجاهلها.</w:t>
+      </w:r>
+    </w:p>
+    <w:p>
+      <w:pPr>
+        <w:pStyle w:val="ListParagraph"/>
+        <w:numPr>
+          <w:ilvl w:val="0"/>
+          <w:numId w:val="5"/>
+        </w:numPr>
+        <w:bidi/>
+        <w:spacing w:after="70" w:before="0" w:line="300"/>
+      </w:pPr>
+      <w:r>
+        <w:rPr>
+          <w:rFonts w:ascii="Arial" w:cs="Arial" w:eastAsia="Arial" w:hAnsi="Arial"/>
+          <w:b w:val="false"/>
+          <w:bCs w:val="false"/>
+          <w:sz w:val="21"/>
+          <w:szCs w:val="21"/>
+          <w:rtl/>
+        </w:rPr>
+        <w:t xml:space="preserve">تحقق من العمليات والمنافذ والحاويات الجديدة.</w:t>
+      </w:r>
+    </w:p>
+    <w:p>
+      <w:pPr>
+        <w:pStyle w:val="ListParagraph"/>
+        <w:numPr>
+          <w:ilvl w:val="0"/>
+          <w:numId w:val="5"/>
+        </w:numPr>
+        <w:bidi/>
+        <w:spacing w:after="70" w:before="0" w:line="300"/>
+      </w:pPr>
+      <w:r>
+        <w:rPr>
+          <w:rFonts w:ascii="Arial" w:cs="Arial" w:eastAsia="Arial" w:hAnsi="Arial"/>
+          <w:b w:val="false"/>
+          <w:bCs w:val="false"/>
+          <w:sz w:val="21"/>
+          <w:szCs w:val="21"/>
+          <w:rtl/>
+        </w:rPr>
+        <w:t xml:space="preserve">افحص </w:t>
+      </w:r>
+      <w:r>
+        <w:rPr>
+          <w:rFonts w:ascii="Courier New" w:cs="Courier New" w:eastAsia="Courier New" w:hAnsi="Courier New"/>
+          <w:b w:val="false"/>
+          <w:bCs w:val="false"/>
+          <w:color w:val="1F2937"/>
+          <w:sz w:val="18"/>
+          <w:szCs w:val="18"/>
+          <w:shd w:fill="F1F3F5" w:color="auto" w:val="clear"/>
+          <w:rtl/>
+        </w:rPr>
+        <w:t xml:space="preserve">‎authorized_keys‎</w:t>
+      </w:r>
+      <w:r>
+        <w:rPr>
+          <w:rFonts w:ascii="Arial" w:cs="Arial" w:eastAsia="Arial" w:hAnsi="Arial"/>
+          <w:b w:val="false"/>
+          <w:bCs w:val="false"/>
+          <w:sz w:val="21"/>
+          <w:szCs w:val="21"/>
+          <w:rtl/>
+        </w:rPr>
+        <w:t xml:space="preserve"> والمستخدمين الجدد.</w:t>
+      </w:r>
+    </w:p>
+    <w:p>
+      <w:pPr>
+        <w:pStyle w:val="ListParagraph"/>
+        <w:numPr>
+          <w:ilvl w:val="0"/>
+          <w:numId w:val="5"/>
+        </w:numPr>
+        <w:bidi/>
+        <w:spacing w:after="70" w:before="0" w:line="300"/>
+      </w:pPr>
+      <w:r>
+        <w:rPr>
+          <w:rFonts w:ascii="Arial" w:cs="Arial" w:eastAsia="Arial" w:hAnsi="Arial"/>
+          <w:b w:val="false"/>
+          <w:bCs w:val="false"/>
+          <w:sz w:val="21"/>
+          <w:szCs w:val="21"/>
+          <w:rtl/>
+        </w:rPr>
+        <w:t xml:space="preserve">أوقف الأسرار المتأثرة ودوّرها (DOC-S08، DOC-S02).</w:t>
+      </w:r>
+    </w:p>
+    <w:p>
+      <w:pPr>
+        <w:pStyle w:val="ListParagraph"/>
+        <w:numPr>
+          <w:ilvl w:val="0"/>
+          <w:numId w:val="5"/>
+        </w:numPr>
+        <w:bidi/>
+        <w:spacing w:after="70" w:before="0" w:line="300"/>
+      </w:pPr>
+      <w:r>
+        <w:rPr>
+          <w:rFonts w:ascii="Arial" w:cs="Arial" w:eastAsia="Arial" w:hAnsi="Arial"/>
+          <w:b w:val="false"/>
+          <w:bCs w:val="false"/>
+          <w:sz w:val="21"/>
+          <w:szCs w:val="21"/>
+          <w:rtl/>
+        </w:rPr>
+        <w:t xml:space="preserve">خذ لقطة أو صورة قرص قبل التغييرات الكبيرة (E-6، بموافقة OWN).</w:t>
+      </w:r>
+    </w:p>
+    <w:p>
+      <w:pPr>
+        <w:pStyle w:val="ListParagraph"/>
+        <w:numPr>
+          <w:ilvl w:val="0"/>
+          <w:numId w:val="5"/>
+        </w:numPr>
+        <w:bidi/>
+        <w:spacing w:after="70" w:before="0" w:line="300"/>
+      </w:pPr>
+      <w:r>
+        <w:rPr>
+          <w:rFonts w:ascii="Arial" w:cs="Arial" w:eastAsia="Arial" w:hAnsi="Arial"/>
+          <w:b w:val="false"/>
+          <w:bCs w:val="false"/>
+          <w:sz w:val="21"/>
+          <w:szCs w:val="21"/>
+          <w:rtl/>
+        </w:rPr>
+        <w:t xml:space="preserve">افحص الحاويات والصور وملفات Compose.</w:t>
+      </w:r>
+    </w:p>
+    <w:p>
+      <w:pPr>
+        <w:pStyle w:val="ListParagraph"/>
+        <w:numPr>
+          <w:ilvl w:val="0"/>
+          <w:numId w:val="5"/>
+        </w:numPr>
+        <w:bidi/>
+        <w:spacing w:after="70" w:before="0" w:line="300"/>
+      </w:pPr>
+      <w:r>
+        <w:rPr>
+          <w:rFonts w:ascii="Arial" w:cs="Arial" w:eastAsia="Arial" w:hAnsi="Arial"/>
+          <w:b w:val="false"/>
+          <w:bCs w:val="false"/>
+          <w:sz w:val="21"/>
+          <w:szCs w:val="21"/>
+          <w:rtl/>
+        </w:rPr>
+        <w:t xml:space="preserve">أعد البناء من مصدر موثوق بدلًا من تنظيف نظام مخترق يدويًا.</w:t>
+      </w:r>
+    </w:p>
+    <w:p>
+      <w:pPr>
+        <w:pStyle w:val="ListParagraph"/>
+        <w:numPr>
+          <w:ilvl w:val="0"/>
+          <w:numId w:val="5"/>
+        </w:numPr>
+        <w:bidi/>
+        <w:spacing w:after="70" w:before="0" w:line="300"/>
+      </w:pPr>
+      <w:r>
+        <w:rPr>
+          <w:rFonts w:ascii="Arial" w:cs="Arial" w:eastAsia="Arial" w:hAnsi="Arial"/>
+          <w:b w:val="false"/>
+          <w:bCs w:val="false"/>
+          <w:sz w:val="21"/>
+          <w:szCs w:val="21"/>
+          <w:rtl/>
+        </w:rPr>
+        <w:t xml:space="preserve">أعد اختبار المصادقة والصلاحيات (DOC-S13).</w:t>
+      </w:r>
+    </w:p>
+    <w:p>
+      <w:pPr>
+        <w:pStyle w:val="ListParagraph"/>
+        <w:numPr>
+          <w:ilvl w:val="0"/>
+          <w:numId w:val="5"/>
+        </w:numPr>
+        <w:bidi/>
+        <w:spacing w:after="70" w:before="0" w:line="300"/>
+      </w:pPr>
+      <w:r>
+        <w:rPr>
+          <w:rFonts w:ascii="Arial" w:cs="Arial" w:eastAsia="Arial" w:hAnsi="Arial"/>
+          <w:b w:val="false"/>
+          <w:bCs w:val="false"/>
+          <w:sz w:val="21"/>
+          <w:szCs w:val="21"/>
+          <w:rtl/>
+        </w:rPr>
+        <w:t xml:space="preserve">وثّق الحادثة وسببها الجذري والإجراءات التصحيحية في صفحة الحوادث بلوحة المشغّل (INC-YYYY-NNN)، ولا تُغلق الحادثة بلا سبب جذري.</w:t>
+      </w:r>
+    </w:p>
+    <w:p>
+      <w:pPr>
+        <w:bidi/>
+        <w:spacing w:after="60" w:before="0"/>
+      </w:pPr>
+    </w:p>
+    <w:p>
+      <w:pPr>
         <w:pStyle w:val="Heading1"/>
         <w:bidi/>
       </w:pPr>
-      <w:bookmarkStart w:name="_sec15" w:id="15"/>
+      <w:bookmarkStart w:name="_sec16" w:id="16"/>
       <w:r>
         <w:rPr>
           <w:rFonts w:ascii="Arial" w:cs="Arial" w:eastAsia="Arial" w:hAnsi="Arial"/>
@@ -12463,14 +12851,14 @@
         </w:rPr>
         <w:t xml:space="preserve">10. الإخطار</w:t>
       </w:r>
-      <w:bookmarkEnd w:id="15"/>
+      <w:bookmarkEnd w:id="16"/>
     </w:p>
     <w:p>
       <w:pPr>
         <w:pStyle w:val="Heading2"/>
         <w:bidi/>
       </w:pPr>
-      <w:bookmarkStart w:name="_sec16" w:id="16"/>
+      <w:bookmarkStart w:name="_sec17" w:id="17"/>
       <w:r>
         <w:rPr>
           <w:rFonts w:ascii="Arial" w:cs="Arial" w:eastAsia="Arial" w:hAnsi="Arial"/>
@@ -12483,7 +12871,7 @@
         </w:rPr>
         <w:t xml:space="preserve">10.1 تقييم الخرق</w:t>
       </w:r>
-      <w:bookmarkEnd w:id="16"/>
+      <w:bookmarkEnd w:id="17"/>
     </w:p>
     <w:p>
       <w:pPr>
@@ -12507,7 +12895,7 @@
         <w:pStyle w:val="Heading2"/>
         <w:bidi/>
       </w:pPr>
-      <w:bookmarkStart w:name="_sec17" w:id="17"/>
+      <w:bookmarkStart w:name="_sec18" w:id="18"/>
       <w:r>
         <w:rPr>
           <w:rFonts w:ascii="Arial" w:cs="Arial" w:eastAsia="Arial" w:hAnsi="Arial"/>
@@ -12520,7 +12908,7 @@
         </w:rPr>
         <w:t xml:space="preserve">10.2 إلى المشترك</w:t>
       </w:r>
-      <w:bookmarkEnd w:id="17"/>
+      <w:bookmarkEnd w:id="18"/>
     </w:p>
     <w:p>
       <w:pPr>
@@ -12679,7 +13067,7 @@
         <w:pStyle w:val="Heading2"/>
         <w:bidi/>
       </w:pPr>
-      <w:bookmarkStart w:name="_sec18" w:id="18"/>
+      <w:bookmarkStart w:name="_sec19" w:id="19"/>
       <w:r>
         <w:rPr>
           <w:rFonts w:ascii="Arial" w:cs="Arial" w:eastAsia="Arial" w:hAnsi="Arial"/>
@@ -12692,7 +13080,7 @@
         </w:rPr>
         <w:t xml:space="preserve">10.3 إلى الجهات المختصة</w:t>
       </w:r>
-      <w:bookmarkEnd w:id="18"/>
+      <w:bookmarkEnd w:id="19"/>
     </w:p>
     <w:p>
       <w:pPr>
@@ -12771,7 +13159,7 @@
         <w:pStyle w:val="Heading2"/>
         <w:bidi/>
       </w:pPr>
-      <w:bookmarkStart w:name="_sec19" w:id="19"/>
+      <w:bookmarkStart w:name="_sec20" w:id="20"/>
       <w:r>
         <w:rPr>
           <w:rFonts w:ascii="Arial" w:cs="Arial" w:eastAsia="Arial" w:hAnsi="Arial"/>
@@ -12784,7 +13172,7 @@
         </w:rPr>
         <w:t xml:space="preserve">10.4 من المعالجين الفرعيين وإليهم</w:t>
       </w:r>
-      <w:bookmarkEnd w:id="19"/>
+      <w:bookmarkEnd w:id="20"/>
     </w:p>
     <w:p>
       <w:pPr>
@@ -12841,7 +13229,7 @@
         <w:pStyle w:val="Heading2"/>
         <w:bidi/>
       </w:pPr>
-      <w:bookmarkStart w:name="_sec20" w:id="20"/>
+      <w:bookmarkStart w:name="_sec21" w:id="21"/>
       <w:r>
         <w:rPr>
           <w:rFonts w:ascii="Arial" w:cs="Arial" w:eastAsia="Arial" w:hAnsi="Arial"/>
@@ -12854,7 +13242,7 @@
         </w:rPr>
         <w:t xml:space="preserve">10.5 سجل الإخطار</w:t>
       </w:r>
-      <w:bookmarkEnd w:id="20"/>
+      <w:bookmarkEnd w:id="21"/>
     </w:p>
     <w:p>
       <w:pPr>
@@ -12878,7 +13266,7 @@
         <w:pStyle w:val="Heading1"/>
         <w:bidi/>
       </w:pPr>
-      <w:bookmarkStart w:name="_sec21" w:id="21"/>
+      <w:bookmarkStart w:name="_sec22" w:id="22"/>
       <w:r>
         <w:rPr>
           <w:rFonts w:ascii="Arial" w:cs="Arial" w:eastAsia="Arial" w:hAnsi="Arial"/>
@@ -12901,7 +13289,7 @@
         </w:rPr>
         <w:t xml:space="preserve">●</w:t>
       </w:r>
-      <w:bookmarkEnd w:id="21"/>
+      <w:bookmarkEnd w:id="22"/>
     </w:p>
     <w:p>
       <w:pPr>
@@ -13002,7 +13390,7 @@
         <w:pStyle w:val="Heading1"/>
         <w:bidi/>
       </w:pPr>
-      <w:bookmarkStart w:name="_sec22" w:id="22"/>
+      <w:bookmarkStart w:name="_sec23" w:id="23"/>
       <w:r>
         <w:rPr>
           <w:rFonts w:ascii="Arial" w:cs="Arial" w:eastAsia="Arial" w:hAnsi="Arial"/>
@@ -13025,7 +13413,7 @@
         </w:rPr>
         <w:t xml:space="preserve">●</w:t>
       </w:r>
-      <w:bookmarkEnd w:id="22"/>
+      <w:bookmarkEnd w:id="23"/>
     </w:p>
     <w:p>
       <w:pPr>
@@ -13126,7 +13514,7 @@
         <w:pStyle w:val="Heading1"/>
         <w:bidi/>
       </w:pPr>
-      <w:bookmarkStart w:name="_sec23" w:id="23"/>
+      <w:bookmarkStart w:name="_sec24" w:id="24"/>
       <w:r>
         <w:rPr>
           <w:rFonts w:ascii="Arial" w:cs="Arial" w:eastAsia="Arial" w:hAnsi="Arial"/>
@@ -13149,7 +13537,7 @@
         </w:rPr>
         <w:t xml:space="preserve">●</w:t>
       </w:r>
-      <w:bookmarkEnd w:id="23"/>
+      <w:bookmarkEnd w:id="24"/>
     </w:p>
     <w:tbl>
       <w:tblPr>
@@ -13759,7 +14147,7 @@
         <w:pStyle w:val="Heading1"/>
         <w:bidi/>
       </w:pPr>
-      <w:bookmarkStart w:name="_sec24" w:id="24"/>
+      <w:bookmarkStart w:name="_sec25" w:id="25"/>
       <w:r>
         <w:rPr>
           <w:rFonts w:ascii="Arial" w:cs="Arial" w:eastAsia="Arial" w:hAnsi="Arial"/>
@@ -13772,7 +14160,7 @@
         </w:rPr>
         <w:t xml:space="preserve">14. القرارات المطلوبة</w:t>
       </w:r>
-      <w:bookmarkEnd w:id="24"/>
+      <w:bookmarkEnd w:id="25"/>
     </w:p>
     <w:tbl>
       <w:tblPr>
@@ -16352,7 +16740,7 @@
         <w:pStyle w:val="Heading1"/>
         <w:bidi/>
       </w:pPr>
-      <w:bookmarkStart w:name="_sec25" w:id="25"/>
+      <w:bookmarkStart w:name="_sec26" w:id="26"/>
       <w:r>
         <w:rPr>
           <w:rFonts w:ascii="Arial" w:cs="Arial" w:eastAsia="Arial" w:hAnsi="Arial"/>
@@ -16365,14 +16753,14 @@
         </w:rPr>
         <w:t xml:space="preserve">15. تعارضات وفجوات في المصادر</w:t>
       </w:r>
-      <w:bookmarkEnd w:id="25"/>
+      <w:bookmarkEnd w:id="26"/>
     </w:p>
     <w:p>
       <w:pPr>
         <w:pStyle w:val="ListParagraph"/>
         <w:numPr>
           <w:ilvl w:val="0"/>
-          <w:numId w:val="5"/>
+          <w:numId w:val="6"/>
         </w:numPr>
         <w:bidi/>
         <w:spacing w:after="70" w:before="0" w:line="300"/>
@@ -16394,7 +16782,7 @@
         <w:pStyle w:val="ListParagraph"/>
         <w:numPr>
           <w:ilvl w:val="0"/>
-          <w:numId w:val="5"/>
+          <w:numId w:val="6"/>
         </w:numPr>
         <w:bidi/>
         <w:spacing w:after="70" w:before="0" w:line="300"/>
@@ -16416,7 +16804,7 @@
         <w:pStyle w:val="ListParagraph"/>
         <w:numPr>
           <w:ilvl w:val="0"/>
-          <w:numId w:val="5"/>
+          <w:numId w:val="6"/>
         </w:numPr>
         <w:bidi/>
         <w:spacing w:after="70" w:before="0" w:line="300"/>
@@ -16438,7 +16826,7 @@
         <w:pStyle w:val="ListParagraph"/>
         <w:numPr>
           <w:ilvl w:val="0"/>
-          <w:numId w:val="5"/>
+          <w:numId w:val="6"/>
         </w:numPr>
         <w:bidi/>
         <w:spacing w:after="70" w:before="0" w:line="300"/>
@@ -16460,7 +16848,7 @@
         <w:pStyle w:val="ListParagraph"/>
         <w:numPr>
           <w:ilvl w:val="0"/>
-          <w:numId w:val="5"/>
+          <w:numId w:val="6"/>
         </w:numPr>
         <w:bidi/>
         <w:spacing w:after="70" w:before="0" w:line="300"/>
@@ -16482,7 +16870,7 @@
         <w:pStyle w:val="ListParagraph"/>
         <w:numPr>
           <w:ilvl w:val="0"/>
-          <w:numId w:val="5"/>
+          <w:numId w:val="6"/>
         </w:numPr>
         <w:bidi/>
         <w:spacing w:after="70" w:before="0" w:line="300"/>
@@ -16531,7 +16919,7 @@
         <w:pStyle w:val="Heading1"/>
         <w:bidi/>
       </w:pPr>
-      <w:bookmarkStart w:name="_sec26" w:id="26"/>
+      <w:bookmarkStart w:name="_sec27" w:id="27"/>
       <w:r>
         <w:rPr>
           <w:rFonts w:ascii="Arial" w:cs="Arial" w:eastAsia="Arial" w:hAnsi="Arial"/>
@@ -16544,7 +16932,7 @@
         </w:rPr>
         <w:t xml:space="preserve">16. التتبع</w:t>
       </w:r>
-      <w:bookmarkEnd w:id="26"/>
+      <w:bookmarkEnd w:id="27"/>
     </w:p>
     <w:tbl>
       <w:tblPr>
@@ -18107,6 +18495,36 @@
       </w:pPr>
     </w:lvl>
   </w:abstractNum>
+  <w:abstractNum w:abstractNumId="6" w15:restartNumberingAfterBreak="0">
+    <w:multiLevelType w:val="hybridMultilevel"/>
+    <w:lvl w:ilvl="0" w15:tentative="1">
+      <w:start w:val="1"/>
+      <w:numFmt w:val="decimal"/>
+      <w:lvlText w:val="%1."/>
+      <w:lvlJc w:val="left"/>
+      <w:pPr>
+        <w:ind w:left="574" w:hanging="340"/>
+      </w:pPr>
+    </w:lvl>
+    <w:lvl w:ilvl="1" w15:tentative="1">
+      <w:start w:val="1"/>
+      <w:numFmt w:val="decimal"/>
+      <w:lvlText w:val="%2."/>
+      <w:lvlJc w:val="left"/>
+      <w:pPr>
+        <w:ind w:left="1028" w:hanging="340"/>
+      </w:pPr>
+    </w:lvl>
+    <w:lvl w:ilvl="2" w15:tentative="1">
+      <w:start w:val="1"/>
+      <w:numFmt w:val="decimal"/>
+      <w:lvlText w:val="%3."/>
+      <w:lvlJc w:val="left"/>
+      <w:pPr>
+        <w:ind w:left="1482" w:hanging="340"/>
+      </w:pPr>
+    </w:lvl>
+  </w:abstractNum>
   <w:num w:numId="1">
     <w:abstractNumId w:val="1"/>
     <w:lvlOverride w:ilvl="0">
@@ -18133,6 +18551,12 @@
   </w:num>
   <w:num w:numId="5">
     <w:abstractNumId w:val="5"/>
+    <w:lvlOverride w:ilvl="0">
+      <w:startOverride w:val="1"/>
+    </w:lvlOverride>
+  </w:num>
+  <w:num w:numId="6">
+    <w:abstractNumId w:val="6"/>
     <w:lvlOverride w:ilvl="0">
       <w:startOverride w:val="1"/>
     </w:lvlOverride>
